--- a/belgeler/32_ISITMA_TEKNIK_SARTNAMESI.docx
+++ b/belgeler/32_ISITMA_TEKNIK_SARTNAMESI.docx
@@ -797,7 +797,7 @@
                 <w:color w:val="000000"/>
                 <w:sz w:val="16"/>
               </w:rPr>
-              <w:t>6.000 m³/h</w:t>
+              <w:t>7.200 m³/h</w:t>
             </w:r>
           </w:p>
         </w:tc>
@@ -878,7 +878,7 @@
                 <w:color w:val="000000"/>
                 <w:sz w:val="16"/>
               </w:rPr>
-              <w:t>73.440</w:t>
+              <w:t>88.128</w:t>
             </w:r>
           </w:p>
         </w:tc>
@@ -985,7 +985,7 @@
                 <w:color w:val="000000"/>
                 <w:sz w:val="16"/>
               </w:rPr>
-              <w:t>113.314</w:t>
+              <w:t>128.002</w:t>
             </w:r>
           </w:p>
         </w:tc>
@@ -1014,7 +1014,7 @@
           <w:color w:val="000000"/>
           <w:sz w:val="18"/>
         </w:rPr>
-        <w:t>İç sıcaklık 33 °C (civciv büyütme), dış tasarım sıcaklığı -3 °C, zemin altı 10 °C alınmıştır; birim ısı yükü 102,5 W/m²'dir.</w:t>
+        <w:t>İç sıcaklık 33 °C (civciv büyütme), dış tasarım sıcaklığı -3 °C, zemin altı 10 °C alınmıştır; birim ısı yükü 115,7 W/m²'dir.</w:t>
       </w:r>
     </w:p>
     <w:p>
@@ -1719,7 +1719,7 @@
           <w:color w:val="000000"/>
           <w:sz w:val="18"/>
         </w:rPr>
-        <w:t xml:space="preserve">Tasarım yükü, sürekli rejim kaybı ile ön ısıtma gücünün toplamıdır: 113,3 + 128,1 = </w:t>
+        <w:t xml:space="preserve">Tasarım yükü, sürekli rejim kaybı ile ön ısıtma gücünün toplamıdır: 128,0 + 128,1 = </w:t>
       </w:r>
       <w:r>
         <w:rPr>
@@ -1729,7 +1729,7 @@
           <w:color w:val="000000"/>
           <w:sz w:val="18"/>
         </w:rPr>
-        <w:t>241,4 kW</w:t>
+        <w:t>256,1 kW</w:t>
       </w:r>
       <w:r>
         <w:rPr>
@@ -1749,7 +1749,7 @@
           <w:color w:val="000000"/>
           <w:sz w:val="18"/>
         </w:rPr>
-        <w:t>her kümes için en az 290 kW (yaklaşık 249.000 kcal/h)</w:t>
+        <w:t>her kümes için en az 307 kW (yaklaşık 264.000 kcal/h)</w:t>
       </w:r>
       <w:r>
         <w:rPr>
@@ -2287,7 +2287,7 @@
                 <w:color w:val="000000"/>
                 <w:sz w:val="16"/>
               </w:rPr>
-              <w:t>en az 290 kW (≈ 249.000 kcal/h)</w:t>
+              <w:t>en az 307 kW (≈ 264.000 kcal/h)</w:t>
             </w:r>
           </w:p>
         </w:tc>
